--- a/пдп/4 Дневник ПДП ИС-222б.docx
+++ b/пдп/4 Дневник ПДП ИС-222б.docx
@@ -167,14 +167,7 @@
                 <w:sz w:val="24"/>
                 <w:szCs w:val="28"/>
               </w:rPr>
-              <w:t xml:space="preserve"> </w:t>
-            </w:r>
-            <w:r>
-              <w:rPr>
-                <w:sz w:val="24"/>
-                <w:szCs w:val="28"/>
-              </w:rPr>
-              <w:t xml:space="preserve">образовательное учреждение </w:t>
+              <w:t xml:space="preserve"> образовательное учреждение </w:t>
             </w:r>
             <w:r>
               <w:rPr>
@@ -400,17 +393,7 @@
           <w:szCs w:val="28"/>
           <w:lang w:eastAsia="ru-RU"/>
         </w:rPr>
-        <w:t xml:space="preserve">ДНЕВНИК </w:t>
-      </w:r>
-      <w:r>
-        <w:rPr>
-          <w:rFonts w:eastAsia="Times New Roman"/>
-          <w:b/>
-          <w:caps/>
-          <w:szCs w:val="28"/>
-          <w:lang w:eastAsia="ru-RU"/>
-        </w:rPr>
-        <w:t>ПРОИЗВОДСТВЕННОЙ</w:t>
+        <w:t>ДНЕВНИК ПРОИЗВОДСТВЕННОЙ</w:t>
       </w:r>
     </w:p>
     <w:p>
@@ -527,12 +510,11 @@
       <w:r>
         <w:rPr>
           <w:rFonts w:eastAsia="Times New Roman"/>
-          <w:color w:val="FF0000"/>
           <w:szCs w:val="28"/>
           <w:u w:val="single"/>
           <w:lang w:eastAsia="ru-RU"/>
         </w:rPr>
-        <w:t>Иванов Иван Иванович</w:t>
+        <w:t>Гумаров Тимур Рустемович</w:t>
       </w:r>
     </w:p>
     <w:p>
@@ -632,13 +614,15 @@
       </w:r>
       <w:r>
         <w:rPr>
-          <w:rFonts w:eastAsia="Times New Roman"/>
-          <w:color w:val="FF0000"/>
           <w:szCs w:val="28"/>
-          <w:u w:val="single"/>
-          <w:lang w:eastAsia="ru-RU"/>
         </w:rPr>
-        <w:t>ООО «ТатАСУ»</w:t>
+        <w:t xml:space="preserve"> </w:t>
+      </w:r>
+      <w:r>
+        <w:rPr>
+          <w:szCs w:val="32"/>
+        </w:rPr>
+        <w:t>ООО «БС-Платформа»</w:t>
       </w:r>
     </w:p>
     <w:p>
@@ -934,11 +918,9 @@
       </w:r>
       <w:r>
         <w:rPr>
-          <w:color w:val="FF0000"/>
-          <w:u w:val="single"/>
-          <w:lang w:eastAsia="ru-RU"/>
+          <w:szCs w:val="28"/>
         </w:rPr>
-        <w:t>ФИО</w:t>
+        <w:t>Галиев Т.Р</w:t>
       </w:r>
     </w:p>
     <w:p>
@@ -1668,16 +1650,7 @@
                 <w:szCs w:val="28"/>
                 <w:lang w:eastAsia="ru-RU"/>
               </w:rPr>
-              <w:t>Спроектировать и разработать дизайн-м</w:t>
-            </w:r>
-            <w:r>
-              <w:rPr>
-                <w:rFonts w:eastAsia="Times New Roman"/>
-                <w:sz w:val="24"/>
-                <w:szCs w:val="28"/>
-                <w:lang w:eastAsia="ru-RU"/>
-              </w:rPr>
-              <w:t>акет веб-портала</w:t>
+              <w:t>Спроектировать и разработать дизайн-макет веб-портала</w:t>
             </w:r>
           </w:p>
         </w:tc>
@@ -2155,14 +2128,7 @@
                 <w:sz w:val="24"/>
                 <w:szCs w:val="28"/>
               </w:rPr>
-              <w:t>Составление отчета по преддип</w:t>
-            </w:r>
-            <w:r>
-              <w:rPr>
-                <w:sz w:val="24"/>
-                <w:szCs w:val="28"/>
-              </w:rPr>
-              <w:t xml:space="preserve">ломной практики </w:t>
+              <w:t xml:space="preserve">Составление отчета по преддипломной практики </w:t>
             </w:r>
           </w:p>
         </w:tc>
@@ -2279,7 +2245,14 @@
           <w:bCs/>
           <w:szCs w:val="28"/>
         </w:rPr>
-        <w:t>Студент ___________________________</w:t>
+        <w:t xml:space="preserve">Студент </w:t>
+      </w:r>
+      <w:r>
+        <w:rPr>
+          <w:bCs/>
+          <w:szCs w:val="28"/>
+        </w:rPr>
+        <w:t>___________________________</w:t>
       </w:r>
       <w:r>
         <w:rPr>
@@ -2291,26 +2264,37 @@
       <w:r>
         <w:rPr>
           <w:bCs/>
-          <w:color w:val="FF0000"/>
           <w:szCs w:val="28"/>
         </w:rPr>
-        <w:t>И.И.</w:t>
+        <w:t>Т</w:t>
       </w:r>
       <w:r>
         <w:rPr>
           <w:bCs/>
-          <w:color w:val="FF0000"/>
           <w:szCs w:val="28"/>
         </w:rPr>
-        <w:t xml:space="preserve"> </w:t>
+        <w:t>.</w:t>
       </w:r>
       <w:r>
         <w:rPr>
           <w:bCs/>
-          <w:color w:val="FF0000"/>
           <w:szCs w:val="28"/>
         </w:rPr>
-        <w:t xml:space="preserve">Иванов </w:t>
+        <w:t>Р</w:t>
+      </w:r>
+      <w:r>
+        <w:rPr>
+          <w:bCs/>
+          <w:szCs w:val="28"/>
+        </w:rPr>
+        <w:t xml:space="preserve">. </w:t>
+      </w:r>
+      <w:r>
+        <w:rPr>
+          <w:bCs/>
+          <w:szCs w:val="28"/>
+        </w:rPr>
+        <w:t>Гумаров</w:t>
       </w:r>
     </w:p>
     <w:p>
@@ -2354,11 +2338,21 @@
       </w:r>
       <w:r>
         <w:rPr>
-          <w:bCs/>
-          <w:color w:val="FF0000"/>
           <w:szCs w:val="28"/>
         </w:rPr>
-        <w:t xml:space="preserve">ФИО </w:t>
+        <w:t>Т.Р</w:t>
+      </w:r>
+      <w:r>
+        <w:rPr>
+          <w:szCs w:val="28"/>
+        </w:rPr>
+        <w:t xml:space="preserve"> </w:t>
+      </w:r>
+      <w:r>
+        <w:rPr>
+          <w:szCs w:val="28"/>
+        </w:rPr>
+        <w:t>Галиев</w:t>
       </w:r>
     </w:p>
     <w:p>
@@ -2377,28 +2371,7 @@
           <w:bCs/>
           <w:szCs w:val="28"/>
         </w:rPr>
-        <w:t>Руководитель практики от</w:t>
-      </w:r>
-      <w:r>
-        <w:rPr>
-          <w:bCs/>
-          <w:szCs w:val="28"/>
-        </w:rPr>
-        <w:t xml:space="preserve"> техникума</w:t>
-      </w:r>
-      <w:r>
-        <w:rPr>
-          <w:bCs/>
-          <w:szCs w:val="28"/>
-        </w:rPr>
-        <w:t xml:space="preserve"> ____________________</w:t>
-      </w:r>
-      <w:r>
-        <w:rPr>
-          <w:bCs/>
-          <w:szCs w:val="28"/>
-        </w:rPr>
-        <w:t xml:space="preserve"> И.Р. Гизетдинова</w:t>
+        <w:t>Руководитель практики от техникума ____________________ И.Р. Гизетдинова</w:t>
       </w:r>
     </w:p>
     <w:p>
@@ -2623,13 +2596,7 @@
               <w:rPr>
                 <w:szCs w:val="28"/>
               </w:rPr>
-              <w:t>Оформление на практику. Инструктаж по технике безоп</w:t>
-            </w:r>
-            <w:r>
-              <w:rPr>
-                <w:szCs w:val="28"/>
-              </w:rPr>
-              <w:t>асности, знакомство с предприятием, объектами работ. Сбор общих сведений о предприятии (организации). Изучение работы отдельных подразделений предприятия. Знакомство с правилами внутреннего распорядка, рабочим местом и руководителем практики от предприятия</w:t>
+              <w:t>Оформление на практику. Инструктаж по технике безопасности, знакомство с предприятием, объектами работ. Сбор общих сведений о предприятии (организации). Изучение работы отдельных подразделений предприятия. Знакомство с правилами внутреннего распорядка, рабочим местом и руководителем практики от предприятия</w:t>
             </w:r>
           </w:p>
         </w:tc>
@@ -3536,14 +3503,7 @@
           <w:rFonts w:eastAsia="Arial"/>
           <w:color w:val="000000"/>
         </w:rPr>
-        <w:t>ОК 01 </w:t>
-      </w:r>
-      <w:r>
-        <w:rPr>
-          <w:rFonts w:eastAsia="Arial"/>
-          <w:color w:val="000000"/>
-        </w:rPr>
-        <w:t>Выбирать способы решения задач профессиональной деятельности применительно к различным контекстам</w:t>
+        <w:t>ОК 01 Выбирать способы решения задач профессиональной деятельности применительно к различным контекстам</w:t>
       </w:r>
     </w:p>
     <w:p>
@@ -3564,14 +3524,7 @@
           <w:rFonts w:eastAsia="Arial"/>
           <w:color w:val="000000"/>
         </w:rPr>
-        <w:t>ОК 02 Использовать современные средства поиска, анализа и интерпретации информации и информационные технологии для выполнения задач профессиональной деятельно</w:t>
-      </w:r>
-      <w:r>
-        <w:rPr>
-          <w:rFonts w:eastAsia="Arial"/>
-          <w:color w:val="000000"/>
-        </w:rPr>
-        <w:t>сти</w:t>
+        <w:t>ОК 02 Использовать современные средства поиска, анализа и интерпретации информации и информационные технологии для выполнения задач профессиональной деятельности</w:t>
       </w:r>
     </w:p>
     <w:p>
@@ -3613,14 +3566,7 @@
           <w:rFonts w:eastAsia="Arial"/>
           <w:color w:val="000000"/>
         </w:rPr>
-        <w:t>ОК 04 Эффективно в</w:t>
-      </w:r>
-      <w:r>
-        <w:rPr>
-          <w:rFonts w:eastAsia="Arial"/>
-          <w:color w:val="000000"/>
-        </w:rPr>
-        <w:t>заимодействовать и работать в коллективе и команде</w:t>
+        <w:t>ОК 04 Эффективно взаимодействовать и работать в коллективе и команде</w:t>
       </w:r>
     </w:p>
     <w:p>
@@ -3662,14 +3608,7 @@
           <w:rFonts w:eastAsia="Arial"/>
           <w:color w:val="000000"/>
         </w:rPr>
-        <w:t>ОК 06 Проявлять гражданско-патриотическую позицию</w:t>
-      </w:r>
-      <w:r>
-        <w:rPr>
-          <w:rFonts w:eastAsia="Arial"/>
-          <w:color w:val="000000"/>
-        </w:rPr>
-        <w:t>, демонстрировать осознанное поведение на основе традиционных российских духовно-нравственных ценностей, в том числе с учетом гармонизации межнациональных и межрелигиозных отношений, применять стандарты антикоррупционного поведения</w:t>
+        <w:t>ОК 06 Проявлять гражданско-патриотическую позицию, демонстрировать осознанное поведение на основе традиционных российских духовно-нравственных ценностей, в том числе с учетом гармонизации межнациональных и межрелигиозных отношений, применять стандарты антикоррупционного поведения</w:t>
       </w:r>
     </w:p>
     <w:p>
@@ -3690,14 +3629,7 @@
           <w:rFonts w:eastAsia="Arial"/>
           <w:color w:val="000000"/>
         </w:rPr>
-        <w:t>ОК 07 Содействовать сохр</w:t>
-      </w:r>
-      <w:r>
-        <w:rPr>
-          <w:rFonts w:eastAsia="Arial"/>
-          <w:color w:val="000000"/>
-        </w:rPr>
-        <w:t>анению окружающей среды, ресурсосбережению, применять знания об изменении климата, принципы бережливого производства, эффективно действовать в чрезвычайных ситуациях</w:t>
+        <w:t>ОК 07 Содействовать сохранению окружающей среды, ресурсосбережению, применять знания об изменении климата, принципы бережливого производства, эффективно действовать в чрезвычайных ситуациях</w:t>
       </w:r>
     </w:p>
     <w:p>
@@ -3718,14 +3650,7 @@
           <w:rFonts w:eastAsia="Arial"/>
           <w:color w:val="000000"/>
         </w:rPr>
-        <w:t>ОК 08 Использовать средства физической культуры для сохранения и укрепления здоровья в про</w:t>
-      </w:r>
-      <w:r>
-        <w:rPr>
-          <w:rFonts w:eastAsia="Arial"/>
-          <w:color w:val="000000"/>
-        </w:rPr>
-        <w:t>цессе профессиональной деятельности и поддержания необходимого уровня физической подготовленности</w:t>
+        <w:t>ОК 08 Использовать средства физической культуры для сохранения и укрепления здоровья в процессе профессиональной деятельности и поддержания необходимого уровня физической подготовленности</w:t>
       </w:r>
     </w:p>
     <w:p>
@@ -3777,9 +3702,21 @@
       </w:r>
       <w:r>
         <w:rPr>
-          <w:color w:val="FF0000"/>
+          <w:szCs w:val="28"/>
         </w:rPr>
-        <w:t xml:space="preserve">ФИО </w:t>
+        <w:t>Т.Р</w:t>
+      </w:r>
+      <w:r>
+        <w:rPr>
+          <w:szCs w:val="28"/>
+        </w:rPr>
+        <w:t xml:space="preserve"> </w:t>
+      </w:r>
+      <w:r>
+        <w:rPr>
+          <w:szCs w:val="28"/>
+        </w:rPr>
+        <w:t>Галиев</w:t>
       </w:r>
     </w:p>
     <w:p>
@@ -3814,15 +3751,7 @@
         <w:rPr>
           <w:szCs w:val="28"/>
         </w:rPr>
-        <w:t>____________      И.Р. Гизетдино</w:t>
-      </w:r>
-      <w:bookmarkStart w:id="0" w:name="_GoBack"/>
-      <w:bookmarkEnd w:id="0"/>
-      <w:r>
-        <w:rPr>
-          <w:szCs w:val="28"/>
-        </w:rPr>
-        <w:t>ва</w:t>
+        <w:t>____________      И.Р. Гизетдинова</w:t>
       </w:r>
     </w:p>
     <w:p>
@@ -3882,8 +3811,8 @@
         <w:tblLook w:val="04A0" w:firstRow="1" w:lastRow="0" w:firstColumn="1" w:lastColumn="0" w:noHBand="0" w:noVBand="1"/>
       </w:tblPr>
       <w:tblGrid>
-        <w:gridCol w:w="8830"/>
-        <w:gridCol w:w="1375"/>
+        <w:gridCol w:w="8620"/>
+        <w:gridCol w:w="1359"/>
       </w:tblGrid>
       <w:tr>
         <w:trPr>
@@ -4074,17 +4003,7 @@
                 <w:szCs w:val="24"/>
                 <w:lang w:eastAsia="ru-RU"/>
               </w:rPr>
-              <w:t xml:space="preserve">ПК 8.3. </w:t>
-            </w:r>
-            <w:r>
-              <w:rPr>
-                <w:rFonts w:eastAsia="Times New Roman"/>
-                <w:bCs/>
-                <w:sz w:val="24"/>
-                <w:szCs w:val="24"/>
-                <w:lang w:eastAsia="ru-RU"/>
-              </w:rPr>
-              <w:t>Осуществлять разработку дизайна веб-приложения с учетом современных тенденций в области веб-разработки</w:t>
+              <w:t>ПК 8.3. Осуществлять разработку дизайна веб-приложения с учетом современных тенденций в области веб-разработки</w:t>
             </w:r>
           </w:p>
         </w:tc>
@@ -4174,14 +4093,7 @@
                 <w:rFonts w:ascii="Times New Roman" w:hAnsi="Times New Roman"/>
                 <w:szCs w:val="24"/>
               </w:rPr>
-              <w:t>ПК 9.2. </w:t>
-            </w:r>
-            <w:r>
-              <w:rPr>
-                <w:rFonts w:ascii="Times New Roman" w:hAnsi="Times New Roman"/>
-                <w:szCs w:val="24"/>
-              </w:rPr>
-              <w:t>Разрабатывать веб-приложение в соответствии с техническим заданием</w:t>
+              <w:t>ПК 9.2. Разрабатывать веб-приложение в соответствии с техническим заданием</w:t>
             </w:r>
           </w:p>
         </w:tc>
@@ -4271,14 +4183,7 @@
                 <w:rFonts w:ascii="Times New Roman" w:hAnsi="Times New Roman"/>
                 <w:szCs w:val="24"/>
               </w:rPr>
-              <w:t>ПК 9.4. Осуществлять техническое сопровождение и восстановление веб-приложений в соотве</w:t>
-            </w:r>
-            <w:r>
-              <w:rPr>
-                <w:rFonts w:ascii="Times New Roman" w:hAnsi="Times New Roman"/>
-                <w:szCs w:val="24"/>
-              </w:rPr>
-              <w:t>тствии с техническим заданием</w:t>
+              <w:t>ПК 9.4. Осуществлять техническое сопровождение и восстановление веб-приложений в соответствии с техническим заданием</w:t>
             </w:r>
           </w:p>
         </w:tc>
@@ -4413,14 +4318,7 @@
                 <w:rFonts w:ascii="Times New Roman" w:hAnsi="Times New Roman"/>
                 <w:szCs w:val="24"/>
               </w:rPr>
-              <w:t>ПК 9.7. Осуществлять сбор статистической информации о работе веб-приложений дл</w:t>
-            </w:r>
-            <w:r>
-              <w:rPr>
-                <w:rFonts w:ascii="Times New Roman" w:hAnsi="Times New Roman"/>
-                <w:szCs w:val="24"/>
-              </w:rPr>
-              <w:t>я анализа эффективности его работы.</w:t>
+              <w:t>ПК 9.7. Осуществлять сбор статистической информации о работе веб-приложений для анализа эффективности его работы.</w:t>
             </w:r>
           </w:p>
         </w:tc>
@@ -4645,14 +4543,7 @@
                 <w:rFonts w:ascii="Times New Roman" w:hAnsi="Times New Roman"/>
                 <w:szCs w:val="24"/>
               </w:rPr>
-              <w:t>ПК 5.2. Разрабатывать проектную документацию на разработку информационной</w:t>
-            </w:r>
-            <w:r>
-              <w:rPr>
-                <w:rFonts w:ascii="Times New Roman" w:hAnsi="Times New Roman"/>
-                <w:szCs w:val="24"/>
-              </w:rPr>
-              <w:t xml:space="preserve"> системы в соответствии с требованиями заказчика</w:t>
+              <w:t>ПК 5.2. Разрабатывать проектную документацию на разработку информационной системы в соответствии с требованиями заказчика</w:t>
             </w:r>
           </w:p>
         </w:tc>
@@ -4797,14 +4688,7 @@
                 <w:rFonts w:ascii="Times New Roman" w:hAnsi="Times New Roman"/>
                 <w:szCs w:val="24"/>
               </w:rPr>
-              <w:t>ПК 5.5 Осуществлять тестирование информационной системы на этапе опытной эксплуатации с фиксацией выявленных ошибок кодирования в разрабатываемых модулях информац</w:t>
-            </w:r>
-            <w:r>
-              <w:rPr>
-                <w:rFonts w:ascii="Times New Roman" w:hAnsi="Times New Roman"/>
-                <w:szCs w:val="24"/>
-              </w:rPr>
-              <w:t>ионной системы</w:t>
+              <w:t>ПК 5.5 Осуществлять тестирование информационной системы на этапе опытной эксплуатации с фиксацией выявленных ошибок кодирования в разрабатываемых модулях информационной системы</w:t>
             </w:r>
           </w:p>
         </w:tc>
@@ -4940,13 +4824,7 @@
         <w:rPr>
           <w:i/>
         </w:rPr>
-        <w:t>:</w:t>
-      </w:r>
-      <w:r>
-        <w:rPr>
-          <w:i/>
-        </w:rPr>
-        <w:t xml:space="preserve">          Да/нет </w:t>
+        <w:t xml:space="preserve">:          Да/нет </w:t>
       </w:r>
     </w:p>
     <w:p>
@@ -4983,6 +4861,9 @@
       <w:pPr>
         <w:spacing w:after="0"/>
         <w:jc w:val="both"/>
+        <w:rPr>
+          <w:lang w:val="en-US"/>
+        </w:rPr>
       </w:pPr>
       <w:r>
         <w:t>Руководитель от</w:t>
@@ -4998,10 +4879,24 @@
       </w:r>
       <w:r>
         <w:rPr>
-          <w:color w:val="FF0000"/>
+          <w:szCs w:val="28"/>
         </w:rPr>
-        <w:t xml:space="preserve">ФИО </w:t>
+        <w:t>Т.Р</w:t>
       </w:r>
+      <w:r>
+        <w:rPr>
+          <w:szCs w:val="28"/>
+        </w:rPr>
+        <w:t xml:space="preserve"> </w:t>
+      </w:r>
+      <w:r>
+        <w:rPr>
+          <w:szCs w:val="28"/>
+        </w:rPr>
+        <w:t>Галиев</w:t>
+      </w:r>
+      <w:bookmarkStart w:id="0" w:name="_GoBack"/>
+      <w:bookmarkEnd w:id="0"/>
     </w:p>
     <w:p>
       <w:pPr>
@@ -5017,14 +4912,7 @@
           <w:sz w:val="24"/>
           <w:szCs w:val="24"/>
         </w:rPr>
-        <w:t xml:space="preserve">                                   </w:t>
-      </w:r>
-      <w:r>
-        <w:rPr>
-          <w:sz w:val="24"/>
-          <w:szCs w:val="24"/>
-        </w:rPr>
-        <w:t xml:space="preserve">                      </w:t>
+        <w:t xml:space="preserve">                                                         </w:t>
       </w:r>
       <w:r>
         <w:rPr>
@@ -5123,13 +5011,7 @@
           <w:b/>
         </w:rPr>
         <w:lastRenderedPageBreak/>
-        <w:t>ОТЗЫВ</w:t>
-      </w:r>
-      <w:r>
-        <w:rPr>
-          <w:b/>
-        </w:rPr>
-        <w:t xml:space="preserve"> </w:t>
+        <w:t xml:space="preserve">ОТЗЫВ </w:t>
       </w:r>
     </w:p>
     <w:p>
@@ -5201,31 +5083,7 @@
         <w:jc w:val="both"/>
       </w:pPr>
       <w:r>
-        <w:t>проходил (а) пр</w:t>
-      </w:r>
-      <w:r>
-        <w:t>еддипломную практику с «20</w:t>
-      </w:r>
-      <w:r>
-        <w:t xml:space="preserve">» </w:t>
-      </w:r>
-      <w:r>
-        <w:t xml:space="preserve">апреля </w:t>
-      </w:r>
-      <w:r>
-        <w:t>2026г. по</w:t>
-      </w:r>
-      <w:r>
-        <w:t xml:space="preserve"> «17</w:t>
-      </w:r>
-      <w:r>
-        <w:t xml:space="preserve">» </w:t>
-      </w:r>
-      <w:r>
-        <w:t>мая</w:t>
-      </w:r>
-      <w:r>
-        <w:t xml:space="preserve"> 2026г.</w:t>
+        <w:t>проходил (а) преддипломную практику с «20» апреля 2026г. по «17» мая 2026г.</w:t>
       </w:r>
     </w:p>
     <w:p>
@@ -5272,14 +5130,7 @@
           <w:b/>
           <w:i/>
         </w:rPr>
-        <w:t>Степень выполнения программы прои</w:t>
-      </w:r>
-      <w:r>
-        <w:rPr>
-          <w:b/>
-          <w:i/>
-        </w:rPr>
-        <w:t>зводственной практики (выбрать)</w:t>
+        <w:t>Степень выполнения программы производственной практики (выбрать)</w:t>
       </w:r>
     </w:p>
     <w:tbl>
@@ -5442,14 +5293,7 @@
           <w:b/>
           <w:i/>
         </w:rPr>
-        <w:t xml:space="preserve">Характеристика студента (оценить по 10 бальной системе, на сколько выражено то или иное качество, где 10 </w:t>
-      </w:r>
-      <w:r>
-        <w:rPr>
-          <w:b/>
-          <w:i/>
-        </w:rPr>
-        <w:t xml:space="preserve">- </w:t>
+        <w:t xml:space="preserve">Характеристика студента (оценить по 10 бальной системе, на сколько выражено то или иное качество, где 10 - </w:t>
       </w:r>
       <w:r>
         <w:t>максимальная оценка)</w:t>
@@ -5762,14 +5606,7 @@
           <w:b/>
           <w:i/>
         </w:rPr>
-        <w:t>Оценка за оформление дневника и отчета</w:t>
-      </w:r>
-      <w:r>
-        <w:rPr>
-          <w:b/>
-          <w:i/>
-        </w:rPr>
-        <w:t xml:space="preserve"> (выбрать)</w:t>
+        <w:t>Оценка за оформление дневника и отчета (выбрать)</w:t>
       </w:r>
     </w:p>
     <w:p>
@@ -6872,7 +6709,7 @@
   <w:style w:type="paragraph" w:default="1" w:styleId="a">
     <w:name w:val="Normal"/>
     <w:qFormat/>
-    <w:rsid w:val="00FA779F"/>
+    <w:rsid w:val="00670070"/>
     <w:pPr>
       <w:spacing w:after="200" w:line="276" w:lineRule="auto"/>
     </w:pPr>

--- a/пдп/4 Дневник ПДП ИС-222б.docx
+++ b/пдп/4 Дневник ПДП ИС-222б.docx
@@ -395,6 +395,8 @@
         </w:rPr>
         <w:t>ДНЕВНИК ПРОИЗВОДСТВЕННОЙ</w:t>
       </w:r>
+      <w:bookmarkStart w:id="0" w:name="_GoBack"/>
+      <w:bookmarkEnd w:id="0"/>
     </w:p>
     <w:p>
       <w:pPr>
@@ -616,13 +618,13 @@
         <w:rPr>
           <w:szCs w:val="28"/>
         </w:rPr>
-        <w:t xml:space="preserve"> </w:t>
+        <w:t>ООО</w:t>
       </w:r>
       <w:r>
         <w:rPr>
           <w:szCs w:val="32"/>
         </w:rPr>
-        <w:t>ООО «БС-Платформа»</w:t>
+        <w:t xml:space="preserve"> «БС-Платформа»</w:t>
       </w:r>
     </w:p>
     <w:p>
@@ -4861,9 +4863,6 @@
       <w:pPr>
         <w:spacing w:after="0"/>
         <w:jc w:val="both"/>
-        <w:rPr>
-          <w:lang w:val="en-US"/>
-        </w:rPr>
       </w:pPr>
       <w:r>
         <w:t>Руководитель от</w:t>
@@ -4895,8 +4894,6 @@
         </w:rPr>
         <w:t>Галиев</w:t>
       </w:r>
-      <w:bookmarkStart w:id="0" w:name="_GoBack"/>
-      <w:bookmarkEnd w:id="0"/>
     </w:p>
     <w:p>
       <w:pPr>
@@ -5035,7 +5032,7 @@
         <w:rPr>
           <w:u w:val="single"/>
         </w:rPr>
-        <w:t>Иванов Иван Иванович</w:t>
+        <w:t>Гумаров Тимур Рустемович</w:t>
       </w:r>
     </w:p>
     <w:p>
@@ -5090,9 +5087,19 @@
       <w:pPr>
         <w:spacing w:after="0" w:line="360" w:lineRule="auto"/>
         <w:jc w:val="both"/>
+        <w:rPr>
+          <w:u w:val="single"/>
+        </w:rPr>
       </w:pPr>
       <w:r>
-        <w:t xml:space="preserve">на базе _________________________________________________________________ </w:t>
+        <w:t xml:space="preserve">на базе </w:t>
+      </w:r>
+      <w:r>
+        <w:rPr>
+          <w:szCs w:val="32"/>
+          <w:u w:val="single"/>
+        </w:rPr>
+        <w:t>ООО «БС-Платформа»</w:t>
       </w:r>
     </w:p>
     <w:p>
